--- a/Interim Report.docx
+++ b/Interim Report.docx
@@ -95,78 +95,53 @@
             </w:drawing>
           </w:r>
         </w:p>
-        <w:sdt>
-          <w:sdtPr>
+        <w:p>
+          <w:pPr>
+            <w:pStyle w:val="NoSpacing"/>
+            <w:jc w:val="center"/>
+            <w:rPr>
+              <w:color w:val="156082" w:themeColor="accent1"/>
+              <w:sz w:val="28"/>
+              <w:szCs w:val="28"/>
+              <w:lang w:val="en-GB"/>
+            </w:rPr>
+          </w:pPr>
+          <w:r>
             <w:rPr>
               <w:color w:val="156082" w:themeColor="accent1"/>
               <w:sz w:val="56"/>
               <w:szCs w:val="56"/>
               <w:lang w:val="en-GB"/>
             </w:rPr>
-            <w:alias w:val="Título"/>
-            <w:tag w:val=""/>
-            <w:id w:val="1735040861"/>
-            <w:placeholder>
-              <w:docPart w:val="02AC532158D4424F911D1DE384972E87"/>
-            </w:placeholder>
-            <w:dataBinding w:prefixMappings="xmlns:ns0='http://purl.org/dc/elements/1.1/' xmlns:ns1='http://schemas.openxmlformats.org/package/2006/metadata/core-properties' " w:xpath="/ns1:coreProperties[1]/ns0:title[1]" w:storeItemID="{6C3C8BC8-F283-45AE-878A-BAB7291924A1}"/>
-            <w:text/>
-          </w:sdtPr>
-          <w:sdtContent>
-            <w:p>
-              <w:pPr>
-                <w:pStyle w:val="NoSpacing"/>
-                <w:jc w:val="center"/>
-                <w:rPr>
-                  <w:rFonts w:asciiTheme="majorHAnsi" w:eastAsiaTheme="majorEastAsia" w:hAnsiTheme="majorHAnsi" w:cstheme="majorBidi"/>
-                  <w:caps/>
-                  <w:color w:val="215E99" w:themeColor="text2" w:themeTint="BF"/>
-                  <w:sz w:val="56"/>
-                  <w:szCs w:val="56"/>
-                  <w:lang w:val="en-GB"/>
-                </w:rPr>
-              </w:pPr>
-              <w:r>
-                <w:rPr>
-                  <w:color w:val="156082" w:themeColor="accent1"/>
-                  <w:sz w:val="56"/>
-                  <w:szCs w:val="56"/>
-                  <w:lang w:val="en-GB"/>
-                </w:rPr>
-                <w:t>IoT Environmental Monitoring System</w:t>
-              </w:r>
-            </w:p>
-          </w:sdtContent>
-        </w:sdt>
-        <w:sdt>
-          <w:sdtPr>
+            <w:t>IoT Smart Liquid Cooling System</w:t>
+          </w:r>
+          <w:r>
             <w:rPr>
               <w:color w:val="156082" w:themeColor="accent1"/>
-              <w:sz w:val="28"/>
-              <w:szCs w:val="28"/>
+              <w:sz w:val="56"/>
+              <w:szCs w:val="56"/>
               <w:lang w:val="en-GB"/>
             </w:rPr>
-            <w:alias w:val="Subtítulo"/>
-            <w:tag w:val=""/>
-            <w:id w:val="328029620"/>
-            <w:placeholder>
-              <w:docPart w:val="709C63CF2CB84B74BF7C228A987D7BF9"/>
-            </w:placeholder>
-            <w:dataBinding w:prefixMappings="xmlns:ns0='http://purl.org/dc/elements/1.1/' xmlns:ns1='http://schemas.openxmlformats.org/package/2006/metadata/core-properties' " w:xpath="/ns1:coreProperties[1]/ns0:subject[1]" w:storeItemID="{6C3C8BC8-F283-45AE-878A-BAB7291924A1}"/>
-            <w:text/>
-          </w:sdtPr>
-          <w:sdtContent>
-            <w:p>
-              <w:pPr>
-                <w:pStyle w:val="NoSpacing"/>
-                <w:jc w:val="center"/>
-                <w:rPr>
-                  <w:color w:val="156082" w:themeColor="accent1"/>
-                  <w:sz w:val="28"/>
-                  <w:szCs w:val="28"/>
-                  <w:lang w:val="en-GB"/>
-                </w:rPr>
-              </w:pPr>
+            <w:t xml:space="preserve"> </w:t>
+          </w:r>
+          <w:sdt>
+            <w:sdtPr>
+              <w:rPr>
+                <w:color w:val="156082" w:themeColor="accent1"/>
+                <w:sz w:val="28"/>
+                <w:szCs w:val="28"/>
+                <w:lang w:val="en-GB"/>
+              </w:rPr>
+              <w:alias w:val="Subtítulo"/>
+              <w:tag w:val=""/>
+              <w:id w:val="328029620"/>
+              <w:placeholder>
+                <w:docPart w:val="709C63CF2CB84B74BF7C228A987D7BF9"/>
+              </w:placeholder>
+              <w:dataBinding w:prefixMappings="xmlns:ns0='http://purl.org/dc/elements/1.1/' xmlns:ns1='http://schemas.openxmlformats.org/package/2006/metadata/core-properties' " w:xpath="/ns1:coreProperties[1]/ns0:subject[1]" w:storeItemID="{6C3C8BC8-F283-45AE-878A-BAB7291924A1}"/>
+              <w:text/>
+            </w:sdtPr>
+            <w:sdtContent>
               <w:r>
                 <w:rPr>
                   <w:color w:val="156082" w:themeColor="accent1"/>
@@ -176,9 +151,9 @@
                 </w:rPr>
                 <w:t>David Tapia Caicedo</w:t>
               </w:r>
-            </w:p>
-          </w:sdtContent>
-        </w:sdt>
+            </w:sdtContent>
+          </w:sdt>
+        </w:p>
         <w:p>
           <w:pPr>
             <w:pStyle w:val="NoSpacing"/>
@@ -642,7 +617,7 @@
             <w:rPr>
               <w:rFonts w:eastAsiaTheme="minorEastAsia"/>
               <w:noProof/>
-              <w:lang w:val="es-ES" w:eastAsia="es-ES"/>
+              <w:lang w:val="en-IE" w:eastAsia="en-IE"/>
             </w:rPr>
           </w:pPr>
           <w:r>
@@ -654,7 +629,7 @@
           <w:r>
             <w:fldChar w:fldCharType="separate"/>
           </w:r>
-          <w:hyperlink w:anchor="_Toc241144780" w:history="1">
+          <w:hyperlink w:anchor="_Toc241741570" w:history="1">
             <w:r>
               <w:rPr>
                 <w:rStyle w:val="Hyperlink"/>
@@ -669,7 +644,7 @@
               <w:rPr>
                 <w:rFonts w:eastAsiaTheme="minorEastAsia"/>
                 <w:noProof/>
-                <w:lang w:val="es-ES" w:eastAsia="es-ES"/>
+                <w:lang w:val="en-IE" w:eastAsia="en-IE"/>
               </w:rPr>
               <w:tab/>
             </w:r>
@@ -702,7 +677,7 @@
                 <w:noProof/>
                 <w:webHidden/>
               </w:rPr>
-              <w:instrText xml:space="preserve"> PAGEREF _Toc241144780 \h </w:instrText>
+              <w:instrText xml:space="preserve"> PAGEREF _Toc241741570 \h </w:instrText>
             </w:r>
             <w:r>
               <w:rPr>
@@ -743,10 +718,10 @@
             <w:rPr>
               <w:rFonts w:eastAsiaTheme="minorEastAsia"/>
               <w:noProof/>
-              <w:lang w:val="es-ES" w:eastAsia="es-ES"/>
+              <w:lang w:val="en-IE" w:eastAsia="en-IE"/>
             </w:rPr>
           </w:pPr>
-          <w:hyperlink w:anchor="_Toc241144781" w:history="1">
+          <w:hyperlink w:anchor="_Toc241741571" w:history="1">
             <w:r>
               <w:rPr>
                 <w:rStyle w:val="Hyperlink"/>
@@ -759,7 +734,7 @@
               <w:rPr>
                 <w:rFonts w:eastAsiaTheme="minorEastAsia"/>
                 <w:noProof/>
-                <w:lang w:val="es-ES" w:eastAsia="es-ES"/>
+                <w:lang w:val="en-IE" w:eastAsia="en-IE"/>
               </w:rPr>
               <w:tab/>
             </w:r>
@@ -790,7 +765,7 @@
                 <w:noProof/>
                 <w:webHidden/>
               </w:rPr>
-              <w:instrText xml:space="preserve"> PAGEREF _Toc241144781 \h </w:instrText>
+              <w:instrText xml:space="preserve"> PAGEREF _Toc241741571 \h </w:instrText>
             </w:r>
             <w:r>
               <w:rPr>
@@ -831,10 +806,10 @@
             <w:rPr>
               <w:rFonts w:eastAsiaTheme="minorEastAsia"/>
               <w:noProof/>
-              <w:lang w:val="es-ES" w:eastAsia="es-ES"/>
+              <w:lang w:val="en-IE" w:eastAsia="en-IE"/>
             </w:rPr>
           </w:pPr>
-          <w:hyperlink w:anchor="_Toc241144782" w:history="1">
+          <w:hyperlink w:anchor="_Toc241741572" w:history="1">
             <w:r>
               <w:rPr>
                 <w:rStyle w:val="Hyperlink"/>
@@ -846,7 +821,7 @@
               <w:rPr>
                 <w:rFonts w:eastAsiaTheme="minorEastAsia"/>
                 <w:noProof/>
-                <w:lang w:val="es-ES" w:eastAsia="es-ES"/>
+                <w:lang w:val="en-IE" w:eastAsia="en-IE"/>
               </w:rPr>
               <w:tab/>
             </w:r>
@@ -876,7 +851,7 @@
                 <w:noProof/>
                 <w:webHidden/>
               </w:rPr>
-              <w:instrText xml:space="preserve"> PAGEREF _Toc241144782 \h </w:instrText>
+              <w:instrText xml:space="preserve"> PAGEREF _Toc241741572 \h </w:instrText>
             </w:r>
             <w:r>
               <w:rPr>
@@ -917,10 +892,10 @@
             <w:rPr>
               <w:rFonts w:eastAsiaTheme="minorEastAsia"/>
               <w:noProof/>
-              <w:lang w:val="es-ES" w:eastAsia="es-ES"/>
+              <w:lang w:val="en-IE" w:eastAsia="en-IE"/>
             </w:rPr>
           </w:pPr>
-          <w:hyperlink w:anchor="_Toc241144783" w:history="1">
+          <w:hyperlink w:anchor="_Toc241741573" w:history="1">
             <w:r>
               <w:rPr>
                 <w:rStyle w:val="Hyperlink"/>
@@ -932,7 +907,7 @@
               <w:rPr>
                 <w:rFonts w:eastAsiaTheme="minorEastAsia"/>
                 <w:noProof/>
-                <w:lang w:val="es-ES" w:eastAsia="es-ES"/>
+                <w:lang w:val="en-IE" w:eastAsia="en-IE"/>
               </w:rPr>
               <w:tab/>
             </w:r>
@@ -962,7 +937,7 @@
                 <w:noProof/>
                 <w:webHidden/>
               </w:rPr>
-              <w:instrText xml:space="preserve"> PAGEREF _Toc241144783 \h </w:instrText>
+              <w:instrText xml:space="preserve"> PAGEREF _Toc241741573 \h </w:instrText>
             </w:r>
             <w:r>
               <w:rPr>
@@ -1003,10 +978,10 @@
             <w:rPr>
               <w:rFonts w:eastAsiaTheme="minorEastAsia"/>
               <w:noProof/>
-              <w:lang w:val="es-ES" w:eastAsia="es-ES"/>
+              <w:lang w:val="en-IE" w:eastAsia="en-IE"/>
             </w:rPr>
           </w:pPr>
-          <w:hyperlink w:anchor="_Toc241144784" w:history="1">
+          <w:hyperlink w:anchor="_Toc241741574" w:history="1">
             <w:r>
               <w:rPr>
                 <w:rStyle w:val="Hyperlink"/>
@@ -1021,7 +996,7 @@
               <w:rPr>
                 <w:rFonts w:eastAsiaTheme="minorEastAsia"/>
                 <w:noProof/>
-                <w:lang w:val="es-ES" w:eastAsia="es-ES"/>
+                <w:lang w:val="en-IE" w:eastAsia="en-IE"/>
               </w:rPr>
               <w:tab/>
             </w:r>
@@ -1054,7 +1029,7 @@
                 <w:noProof/>
                 <w:webHidden/>
               </w:rPr>
-              <w:instrText xml:space="preserve"> PAGEREF _Toc241144784 \h </w:instrText>
+              <w:instrText xml:space="preserve"> PAGEREF _Toc241741574 \h </w:instrText>
             </w:r>
             <w:r>
               <w:rPr>
@@ -1074,7 +1049,7 @@
                 <w:noProof/>
                 <w:webHidden/>
               </w:rPr>
-              <w:t>2</w:t>
+              <w:t>3</w:t>
             </w:r>
             <w:r>
               <w:rPr>
@@ -1094,10 +1069,10 @@
             <w:rPr>
               <w:rFonts w:eastAsiaTheme="minorEastAsia"/>
               <w:noProof/>
-              <w:lang w:val="es-ES" w:eastAsia="es-ES"/>
+              <w:lang w:val="en-IE" w:eastAsia="en-IE"/>
             </w:rPr>
           </w:pPr>
-          <w:hyperlink w:anchor="_Toc241144785" w:history="1">
+          <w:hyperlink w:anchor="_Toc241741575" w:history="1">
             <w:r>
               <w:rPr>
                 <w:rStyle w:val="Hyperlink"/>
@@ -1124,7 +1099,7 @@
                 <w:noProof/>
                 <w:webHidden/>
               </w:rPr>
-              <w:instrText xml:space="preserve"> PAGEREF _Toc241144785 \h </w:instrText>
+              <w:instrText xml:space="preserve"> PAGEREF _Toc241741575 \h </w:instrText>
             </w:r>
             <w:r>
               <w:rPr>
@@ -1144,7 +1119,7 @@
                 <w:noProof/>
                 <w:webHidden/>
               </w:rPr>
-              <w:t>2</w:t>
+              <w:t>3</w:t>
             </w:r>
             <w:r>
               <w:rPr>
@@ -1164,10 +1139,10 @@
             <w:rPr>
               <w:rFonts w:eastAsiaTheme="minorEastAsia"/>
               <w:noProof/>
-              <w:lang w:val="es-ES" w:eastAsia="es-ES"/>
+              <w:lang w:val="en-IE" w:eastAsia="en-IE"/>
             </w:rPr>
           </w:pPr>
-          <w:hyperlink w:anchor="_Toc241144786" w:history="1">
+          <w:hyperlink w:anchor="_Toc241741576" w:history="1">
             <w:r>
               <w:rPr>
                 <w:rStyle w:val="Hyperlink"/>
@@ -1194,7 +1169,211 @@
                 <w:noProof/>
                 <w:webHidden/>
               </w:rPr>
-              <w:instrText xml:space="preserve"> PAGEREF _Toc241144786 \h </w:instrText>
+              <w:instrText xml:space="preserve"> PAGEREF _Toc241741576 \h </w:instrText>
+            </w:r>
+            <w:r>
+              <w:rPr>
+                <w:noProof/>
+                <w:webHidden/>
+              </w:rPr>
+            </w:r>
+            <w:r>
+              <w:rPr>
+                <w:noProof/>
+                <w:webHidden/>
+              </w:rPr>
+              <w:fldChar w:fldCharType="separate"/>
+            </w:r>
+            <w:r>
+              <w:rPr>
+                <w:noProof/>
+                <w:webHidden/>
+              </w:rPr>
+              <w:t>3</w:t>
+            </w:r>
+            <w:r>
+              <w:rPr>
+                <w:noProof/>
+                <w:webHidden/>
+              </w:rPr>
+              <w:fldChar w:fldCharType="end"/>
+            </w:r>
+          </w:hyperlink>
+        </w:p>
+        <w:p>
+          <w:pPr>
+            <w:pStyle w:val="TOC3"/>
+            <w:tabs>
+              <w:tab w:val="right" w:leader="dot" w:pos="8494"/>
+            </w:tabs>
+            <w:rPr>
+              <w:noProof/>
+            </w:rPr>
+          </w:pPr>
+          <w:hyperlink w:anchor="_Toc241741577" w:history="1">
+            <w:r>
+              <w:rPr>
+                <w:rStyle w:val="Hyperlink"/>
+                <w:noProof/>
+              </w:rPr>
+              <w:t>Sensor interfacing:</w:t>
+            </w:r>
+            <w:r>
+              <w:rPr>
+                <w:noProof/>
+                <w:webHidden/>
+              </w:rPr>
+              <w:tab/>
+            </w:r>
+            <w:r>
+              <w:rPr>
+                <w:noProof/>
+                <w:webHidden/>
+              </w:rPr>
+              <w:fldChar w:fldCharType="begin"/>
+            </w:r>
+            <w:r>
+              <w:rPr>
+                <w:noProof/>
+                <w:webHidden/>
+              </w:rPr>
+              <w:instrText xml:space="preserve"> PAGEREF _Toc241741577 \h </w:instrText>
+            </w:r>
+            <w:r>
+              <w:rPr>
+                <w:noProof/>
+                <w:webHidden/>
+              </w:rPr>
+            </w:r>
+            <w:r>
+              <w:rPr>
+                <w:noProof/>
+                <w:webHidden/>
+              </w:rPr>
+              <w:fldChar w:fldCharType="separate"/>
+            </w:r>
+            <w:r>
+              <w:rPr>
+                <w:noProof/>
+                <w:webHidden/>
+              </w:rPr>
+              <w:t>3</w:t>
+            </w:r>
+            <w:r>
+              <w:rPr>
+                <w:noProof/>
+                <w:webHidden/>
+              </w:rPr>
+              <w:fldChar w:fldCharType="end"/>
+            </w:r>
+          </w:hyperlink>
+        </w:p>
+        <w:p>
+          <w:pPr>
+            <w:pStyle w:val="TOC3"/>
+            <w:tabs>
+              <w:tab w:val="right" w:leader="dot" w:pos="8494"/>
+            </w:tabs>
+            <w:rPr>
+              <w:noProof/>
+            </w:rPr>
+          </w:pPr>
+          <w:hyperlink w:anchor="_Toc241741578" w:history="1">
+            <w:r>
+              <w:rPr>
+                <w:rStyle w:val="Hyperlink"/>
+                <w:noProof/>
+              </w:rPr>
+              <w:t>Cloud Telemetry:</w:t>
+            </w:r>
+            <w:r>
+              <w:rPr>
+                <w:noProof/>
+                <w:webHidden/>
+              </w:rPr>
+              <w:tab/>
+            </w:r>
+            <w:r>
+              <w:rPr>
+                <w:noProof/>
+                <w:webHidden/>
+              </w:rPr>
+              <w:fldChar w:fldCharType="begin"/>
+            </w:r>
+            <w:r>
+              <w:rPr>
+                <w:noProof/>
+                <w:webHidden/>
+              </w:rPr>
+              <w:instrText xml:space="preserve"> PAGEREF _Toc241741578 \h </w:instrText>
+            </w:r>
+            <w:r>
+              <w:rPr>
+                <w:noProof/>
+                <w:webHidden/>
+              </w:rPr>
+            </w:r>
+            <w:r>
+              <w:rPr>
+                <w:noProof/>
+                <w:webHidden/>
+              </w:rPr>
+              <w:fldChar w:fldCharType="separate"/>
+            </w:r>
+            <w:r>
+              <w:rPr>
+                <w:noProof/>
+                <w:webHidden/>
+              </w:rPr>
+              <w:t>3</w:t>
+            </w:r>
+            <w:r>
+              <w:rPr>
+                <w:noProof/>
+                <w:webHidden/>
+              </w:rPr>
+              <w:fldChar w:fldCharType="end"/>
+            </w:r>
+          </w:hyperlink>
+        </w:p>
+        <w:p>
+          <w:pPr>
+            <w:pStyle w:val="TOC3"/>
+            <w:tabs>
+              <w:tab w:val="right" w:leader="dot" w:pos="8494"/>
+            </w:tabs>
+            <w:rPr>
+              <w:noProof/>
+            </w:rPr>
+          </w:pPr>
+          <w:hyperlink w:anchor="_Toc241741579" w:history="1">
+            <w:r>
+              <w:rPr>
+                <w:rStyle w:val="Hyperlink"/>
+                <w:noProof/>
+              </w:rPr>
+              <w:t>Threshold Processing:</w:t>
+            </w:r>
+            <w:r>
+              <w:rPr>
+                <w:noProof/>
+                <w:webHidden/>
+              </w:rPr>
+              <w:tab/>
+            </w:r>
+            <w:r>
+              <w:rPr>
+                <w:noProof/>
+                <w:webHidden/>
+              </w:rPr>
+              <w:fldChar w:fldCharType="begin"/>
+            </w:r>
+            <w:r>
+              <w:rPr>
+                <w:noProof/>
+                <w:webHidden/>
+              </w:rPr>
+              <w:instrText xml:space="preserve"> PAGEREF _Toc241741579 \h </w:instrText>
             </w:r>
             <w:r>
               <w:rPr>
@@ -1254,7 +1433,7 @@
         <w:lastRenderedPageBreak/>
         <w:t xml:space="preserve"> </w:t>
       </w:r>
-      <w:bookmarkStart w:id="0" w:name="_Toc241144780"/>
+      <w:bookmarkStart w:id="0" w:name="_Toc241741570"/>
       <w:r>
         <w:rPr>
           <w:rFonts w:cs="Times New Roman"/>
@@ -1277,7 +1456,7 @@
           <w:rFonts w:cs="Times New Roman"/>
         </w:rPr>
       </w:pPr>
-      <w:bookmarkStart w:id="1" w:name="_Toc241144781"/>
+      <w:bookmarkStart w:id="1" w:name="_Toc241741571"/>
       <w:r>
         <w:rPr>
           <w:rFonts w:cs="Times New Roman"/>
@@ -1310,7 +1489,7 @@
           <w:numId w:val="3"/>
         </w:numPr>
       </w:pPr>
-      <w:bookmarkStart w:id="2" w:name="_Toc241144782"/>
+      <w:bookmarkStart w:id="2" w:name="_Toc241741572"/>
       <w:r>
         <w:t>Context</w:t>
       </w:r>
@@ -1350,7 +1529,7 @@
           <w:numId w:val="3"/>
         </w:numPr>
       </w:pPr>
-      <w:bookmarkStart w:id="3" w:name="_Toc241144783"/>
+      <w:bookmarkStart w:id="3" w:name="_Toc241741573"/>
       <w:r>
         <w:t>Relevance</w:t>
       </w:r>
@@ -1391,7 +1570,7 @@
         <w:lastRenderedPageBreak/>
         <w:t xml:space="preserve"> </w:t>
       </w:r>
-      <w:bookmarkStart w:id="4" w:name="_Toc241144784"/>
+      <w:bookmarkStart w:id="4" w:name="_Toc241741574"/>
       <w:r>
         <w:rPr>
           <w:rFonts w:cs="Times New Roman"/>
@@ -1407,7 +1586,7 @@
       <w:pPr>
         <w:pStyle w:val="Heading2"/>
       </w:pPr>
-      <w:bookmarkStart w:id="5" w:name="_Toc241144785"/>
+      <w:bookmarkStart w:id="5" w:name="_Toc241741575"/>
       <w:r>
         <w:t>2.1 Aim</w:t>
       </w:r>
@@ -1422,7 +1601,7 @@
       <w:pPr>
         <w:pStyle w:val="Heading2"/>
       </w:pPr>
-      <w:bookmarkStart w:id="6" w:name="_Toc241144786"/>
+      <w:bookmarkStart w:id="6" w:name="_Toc241741576"/>
       <w:r>
         <w:t>2.2 Objectives</w:t>
       </w:r>
@@ -1432,9 +1611,11 @@
       <w:pPr>
         <w:pStyle w:val="Heading3"/>
       </w:pPr>
+      <w:bookmarkStart w:id="7" w:name="_Toc241741577"/>
       <w:r>
         <w:t>Sensor interfacing:</w:t>
       </w:r>
+      <w:bookmarkEnd w:id="7"/>
     </w:p>
     <w:p>
       <w:r>
@@ -1445,9 +1626,11 @@
       <w:pPr>
         <w:pStyle w:val="Heading3"/>
       </w:pPr>
+      <w:bookmarkStart w:id="8" w:name="_Toc241741578"/>
       <w:r>
         <w:t>Cloud Telemetry:</w:t>
       </w:r>
+      <w:bookmarkEnd w:id="8"/>
     </w:p>
     <w:p>
       <w:r>
@@ -1461,9 +1644,11 @@
       <w:pPr>
         <w:pStyle w:val="Heading3"/>
       </w:pPr>
+      <w:bookmarkStart w:id="9" w:name="_Toc241741579"/>
       <w:r>
         <w:t>Threshold Processing:</w:t>
       </w:r>
+      <w:bookmarkEnd w:id="9"/>
     </w:p>
     <w:p/>
     <w:sectPr>
@@ -2858,45 +3043,25 @@
       <w:u w:val="single"/>
     </w:rPr>
   </w:style>
+  <w:style w:type="paragraph" w:styleId="TOC3">
+    <w:name w:val="toc 3"/>
+    <w:basedOn w:val="Normal"/>
+    <w:next w:val="Normal"/>
+    <w:autoRedefine/>
+    <w:uiPriority w:val="39"/>
+    <w:unhideWhenUsed/>
+    <w:rsid w:val="0033279E"/>
+    <w:pPr>
+      <w:spacing w:after="100"/>
+      <w:ind w:left="480"/>
+    </w:pPr>
+  </w:style>
 </w:styles>
 </file>
 
 <file path=word/glossary/document.xml><?xml version="1.0" encoding="utf-8"?>
 <w:glossaryDocument xmlns:wpc="http://schemas.microsoft.com/office/word/2010/wordprocessingCanvas" xmlns:cx="http://schemas.microsoft.com/office/drawing/2014/chartex" xmlns:cx1="http://schemas.microsoft.com/office/drawing/2015/9/8/chartex" xmlns:cx2="http://schemas.microsoft.com/office/drawing/2015/10/21/chartex" xmlns:cx3="http://schemas.microsoft.com/office/drawing/2016/5/9/chartex" xmlns:cx4="http://schemas.microsoft.com/office/drawing/2016/5/10/chartex" xmlns:cx5="http://schemas.microsoft.com/office/drawing/2016/5/11/chartex" xmlns:cx6="http://schemas.microsoft.com/office/drawing/2016/5/12/chartex" xmlns:cx7="http://schemas.microsoft.com/office/drawing/2016/5/13/chartex" xmlns:cx8="http://schemas.microsoft.com/office/drawing/2016/5/14/chartex" xmlns:mc="http://schemas.openxmlformats.org/markup-compatibility/2006" xmlns:aink="http://schemas.microsoft.com/office/drawing/2016/ink" xmlns:am3d="http://schemas.microsoft.com/office/drawing/2017/model3d" xmlns:o="urn:schemas-microsoft-com:office:office" xmlns:oel="http://schemas.microsoft.com/office/2019/extlst" xmlns:r="http://schemas.openxmlformats.org/officeDocument/2006/relationships" xmlns:m="http://schemas.openxmlformats.org/officeDocument/2006/math" xmlns:v="urn:schemas-microsoft-com:vml" xmlns:wp14="http://schemas.microsoft.com/office/word/2010/wordprocessingDrawing" xmlns:wp="http://schemas.openxmlformats.org/drawingml/2006/wordprocessingDrawing" xmlns:w10="urn:schemas-microsoft-com:office:word" xmlns:w="http://schemas.openxmlformats.org/wordprocessingml/2006/main" xmlns:w14="http://schemas.microsoft.com/office/word/2010/wordml" xmlns:w15="http://schemas.microsoft.com/office/word/2012/wordml" xmlns:w16cex="http://schemas.microsoft.com/office/word/2018/wordml/cex" xmlns:w16cid="http://schemas.microsoft.com/office/word/2016/wordml/cid" xmlns:w16="http://schemas.microsoft.com/office/word/2018/wordml" xmlns:w16du="http://schemas.microsoft.com/office/word/2023/wordml/word16du" xmlns:w16sdtdh="http://schemas.microsoft.com/office/word/2020/wordml/sdtdatahash" xmlns:w16sdtfl="http://schemas.microsoft.com/office/word/2024/wordml/sdtformatlock" xmlns:w16se="http://schemas.microsoft.com/office/word/2015/wordml/symex" xmlns:wpg="http://schemas.microsoft.com/office/word/2010/wordprocessingGroup" xmlns:wpi="http://schemas.microsoft.com/office/word/2010/wordprocessingInk" xmlns:wne="http://schemas.microsoft.com/office/word/2006/wordml" xmlns:wps="http://schemas.microsoft.com/office/word/2010/wordprocessingShape" mc:Ignorable="w14 w15 w16se w16cid w16 w16cex w16sdtdh w16sdtfl w16du wp14">
   <w:docParts>
-    <w:docPart>
-      <w:docPartPr>
-        <w:name w:val="02AC532158D4424F911D1DE384972E87"/>
-        <w:category>
-          <w:name w:val="General"/>
-          <w:gallery w:val="placeholder"/>
-        </w:category>
-        <w:types>
-          <w:type w:val="bbPlcHdr"/>
-        </w:types>
-        <w:behaviors>
-          <w:behavior w:val="content"/>
-        </w:behaviors>
-        <w:guid w:val="{EBF82247-72B0-42B0-9309-100E39DC860C}"/>
-      </w:docPartPr>
-      <w:docPartBody>
-        <w:p>
-          <w:pPr>
-            <w:pStyle w:val="02AC532158D4424F911D1DE384972E87"/>
-          </w:pPr>
-          <w:r>
-            <w:rPr>
-              <w:rFonts w:asciiTheme="majorHAnsi" w:eastAsiaTheme="majorEastAsia" w:hAnsiTheme="majorHAnsi" w:cstheme="majorBidi"/>
-              <w:caps/>
-              <w:color w:val="156082" w:themeColor="accent1"/>
-              <w:sz w:val="80"/>
-              <w:szCs w:val="80"/>
-            </w:rPr>
-            <w:t>[Título del documento]</w:t>
-          </w:r>
-        </w:p>
-      </w:docPartBody>
-    </w:docPart>
     <w:docPart>
       <w:docPartPr>
         <w:name w:val="709C63CF2CB84B74BF7C228A987D7BF9"/>
@@ -2989,12 +3154,15 @@
     <w:rsidRoot w:val="00FE1E0F"/>
     <w:rsid w:val="000159D0"/>
     <w:rsid w:val="001B50B0"/>
+    <w:rsid w:val="001D12C0"/>
     <w:rsid w:val="002E4B18"/>
     <w:rsid w:val="003F02AB"/>
     <w:rsid w:val="0056472A"/>
     <w:rsid w:val="006C74AB"/>
     <w:rsid w:val="00781D9F"/>
+    <w:rsid w:val="008E52EA"/>
     <w:rsid w:val="00944ABD"/>
+    <w:rsid w:val="00BD6533"/>
     <w:rsid w:val="00D96520"/>
     <w:rsid w:val="00FE1E0F"/>
   </w:rsids>
@@ -3013,8 +3181,8 @@
   </m:mathPr>
   <w:themeFontLang w:val="es-ES"/>
   <w:clrSchemeMapping w:bg1="light1" w:t1="dark1" w:bg2="light2" w:t2="dark2" w:accent1="accent1" w:accent2="accent2" w:accent3="accent3" w:accent4="accent4" w:accent5="accent5" w:accent6="accent6" w:hyperlink="hyperlink" w:followedHyperlink="followedHyperlink"/>
-  <w:decimalSymbol w:val=","/>
-  <w:listSeparator w:val=";"/>
+  <w:decimalSymbol w:val="."/>
+  <w:listSeparator w:val=","/>
   <w15:chartTrackingRefBased/>
 </w:settings>
 </file>
@@ -3770,4 +3938,10 @@
     <ds:schemaRef ds:uri="http://schemas.openxmlformats.org/officeDocument/2006/bibliography"/>
   </ds:schemaRefs>
 </ds:datastoreItem>
+</file>
+
+<file path=docMetadata/LabelInfo.xml><?xml version="1.0" encoding="utf-8"?>
+<clbl:labelList xmlns:clbl="http://schemas.microsoft.com/office/2020/mipLabelMetadata">
+  <clbl:label id="{47855545-00bb-4800-a65f-e79104ec0fc4}" enabled="0" method="" siteId="{47855545-00bb-4800-a65f-e79104ec0fc4}" removed="1"/>
+</clbl:labelList>
 </file>